--- a/Fatelands/Design Document.docx
+++ b/Fatelands/Design Document.docx
@@ -173,7 +173,547 @@
         <w:t>Evil Ending: Player claims control and reshapes the world.</w:t>
       </w:r>
     </w:p>
-    <w:p/>
+    <w:p>
+      <w:pPr>
+        <w:rPr>
+          <w:rFonts w:asciiTheme="majorHAnsi" w:hAnsiTheme="majorHAnsi"/>
+          <w:sz w:val="56"/>
+          <w:szCs w:val="56"/>
+        </w:rPr>
+      </w:pPr>
+      <w:r>
+        <w:rPr>
+          <w:rFonts w:asciiTheme="majorHAnsi" w:hAnsiTheme="majorHAnsi"/>
+          <w:sz w:val="56"/>
+          <w:szCs w:val="56"/>
+        </w:rPr>
+        <w:t xml:space="preserve">Fatelands – storage. </w:t>
+      </w:r>
+    </w:p>
+    <w:p>
+      <w:r>
+        <w:t xml:space="preserve">Store on player’s device: </w:t>
+      </w:r>
+    </w:p>
+    <w:tbl>
+      <w:tblPr>
+        <w:tblpPr w:leftFromText="180" w:rightFromText="180" w:vertAnchor="text" w:horzAnchor="page" w:tblpX="7285" w:tblpY="117"/>
+        <w:tblW w:w="0" w:type="auto"/>
+        <w:tblCellSpacing w:w="15" w:type="dxa"/>
+        <w:tblBorders>
+          <w:top w:val="single" w:sz="4" w:space="0" w:color="auto"/>
+          <w:left w:val="single" w:sz="4" w:space="0" w:color="auto"/>
+          <w:bottom w:val="single" w:sz="4" w:space="0" w:color="auto"/>
+          <w:right w:val="single" w:sz="4" w:space="0" w:color="auto"/>
+        </w:tblBorders>
+        <w:tblCellMar>
+          <w:top w:w="15" w:type="dxa"/>
+          <w:left w:w="15" w:type="dxa"/>
+          <w:bottom w:w="15" w:type="dxa"/>
+          <w:right w:w="15" w:type="dxa"/>
+        </w:tblCellMar>
+        <w:tblLook w:val="04A0" w:firstRow="1" w:lastRow="0" w:firstColumn="1" w:lastColumn="0" w:noHBand="0" w:noVBand="1"/>
+      </w:tblPr>
+      <w:tblGrid>
+        <w:gridCol w:w="1329"/>
+        <w:gridCol w:w="1714"/>
+      </w:tblGrid>
+      <w:tr>
+        <w:trPr>
+          <w:tblHeader/>
+          <w:tblCellSpacing w:w="15" w:type="dxa"/>
+        </w:trPr>
+        <w:tc>
+          <w:tcPr>
+            <w:tcW w:w="0" w:type="auto"/>
+            <w:tcBorders>
+              <w:top w:val="single" w:sz="4" w:space="0" w:color="auto"/>
+              <w:bottom w:val="single" w:sz="4" w:space="0" w:color="auto"/>
+            </w:tcBorders>
+            <w:vAlign w:val="center"/>
+            <w:hideMark/>
+          </w:tcPr>
+          <w:p>
+            <w:pPr>
+              <w:jc w:val="center"/>
+              <w:rPr>
+                <w:rFonts w:ascii="Agency FB" w:hAnsi="Agency FB"/>
+                <w:b/>
+                <w:bCs/>
+                <w:sz w:val="28"/>
+                <w:szCs w:val="28"/>
+              </w:rPr>
+            </w:pPr>
+            <w:r>
+              <w:rPr>
+                <w:rFonts w:ascii="Agency FB" w:hAnsi="Agency FB"/>
+                <w:b/>
+                <w:bCs/>
+                <w:sz w:val="28"/>
+                <w:szCs w:val="28"/>
+              </w:rPr>
+              <w:t>Layer</w:t>
+            </w:r>
+          </w:p>
+        </w:tc>
+        <w:tc>
+          <w:tcPr>
+            <w:tcW w:w="0" w:type="auto"/>
+            <w:tcBorders>
+              <w:top w:val="single" w:sz="4" w:space="0" w:color="auto"/>
+              <w:bottom w:val="single" w:sz="4" w:space="0" w:color="auto"/>
+            </w:tcBorders>
+            <w:vAlign w:val="center"/>
+            <w:hideMark/>
+          </w:tcPr>
+          <w:p>
+            <w:pPr>
+              <w:jc w:val="center"/>
+              <w:rPr>
+                <w:rFonts w:ascii="Agency FB" w:hAnsi="Agency FB"/>
+                <w:b/>
+                <w:bCs/>
+                <w:sz w:val="28"/>
+                <w:szCs w:val="28"/>
+              </w:rPr>
+            </w:pPr>
+            <w:r>
+              <w:rPr>
+                <w:rFonts w:ascii="Agency FB" w:hAnsi="Agency FB"/>
+                <w:b/>
+                <w:bCs/>
+                <w:sz w:val="28"/>
+                <w:szCs w:val="28"/>
+              </w:rPr>
+              <w:t>Recommendation</w:t>
+            </w:r>
+          </w:p>
+        </w:tc>
+      </w:tr>
+      <w:tr>
+        <w:trPr>
+          <w:tblCellSpacing w:w="15" w:type="dxa"/>
+        </w:trPr>
+        <w:tc>
+          <w:tcPr>
+            <w:tcW w:w="0" w:type="auto"/>
+            <w:vAlign w:val="center"/>
+            <w:hideMark/>
+          </w:tcPr>
+          <w:p>
+            <w:r>
+              <w:t>Game</w:t>
+            </w:r>
+          </w:p>
+        </w:tc>
+        <w:tc>
+          <w:tcPr>
+            <w:tcW w:w="0" w:type="auto"/>
+            <w:vAlign w:val="center"/>
+            <w:hideMark/>
+          </w:tcPr>
+          <w:p>
+            <w:r>
+              <w:t>Godot</w:t>
+            </w:r>
+          </w:p>
+        </w:tc>
+      </w:tr>
+      <w:tr>
+        <w:trPr>
+          <w:tblCellSpacing w:w="15" w:type="dxa"/>
+        </w:trPr>
+        <w:tc>
+          <w:tcPr>
+            <w:tcW w:w="0" w:type="auto"/>
+            <w:tcBorders>
+              <w:top w:val="single" w:sz="4" w:space="0" w:color="auto"/>
+              <w:bottom w:val="single" w:sz="4" w:space="0" w:color="auto"/>
+            </w:tcBorders>
+            <w:vAlign w:val="center"/>
+            <w:hideMark/>
+          </w:tcPr>
+          <w:p>
+            <w:r>
+              <w:t>Local Queue</w:t>
+            </w:r>
+          </w:p>
+        </w:tc>
+        <w:tc>
+          <w:tcPr>
+            <w:tcW w:w="0" w:type="auto"/>
+            <w:tcBorders>
+              <w:top w:val="single" w:sz="4" w:space="0" w:color="auto"/>
+              <w:bottom w:val="single" w:sz="4" w:space="0" w:color="auto"/>
+            </w:tcBorders>
+            <w:vAlign w:val="center"/>
+            <w:hideMark/>
+          </w:tcPr>
+          <w:p>
+            <w:r>
+              <w:t>JSON</w:t>
+            </w:r>
+          </w:p>
+        </w:tc>
+      </w:tr>
+      <w:tr>
+        <w:trPr>
+          <w:tblCellSpacing w:w="15" w:type="dxa"/>
+        </w:trPr>
+        <w:tc>
+          <w:tcPr>
+            <w:tcW w:w="0" w:type="auto"/>
+            <w:vAlign w:val="center"/>
+            <w:hideMark/>
+          </w:tcPr>
+          <w:p>
+            <w:r>
+              <w:t>API</w:t>
+            </w:r>
+          </w:p>
+        </w:tc>
+        <w:tc>
+          <w:tcPr>
+            <w:tcW w:w="0" w:type="auto"/>
+            <w:vAlign w:val="center"/>
+            <w:hideMark/>
+          </w:tcPr>
+          <w:p>
+            <w:r>
+              <w:t>FastAPI</w:t>
+            </w:r>
+          </w:p>
+        </w:tc>
+      </w:tr>
+      <w:tr>
+        <w:trPr>
+          <w:tblCellSpacing w:w="15" w:type="dxa"/>
+        </w:trPr>
+        <w:tc>
+          <w:tcPr>
+            <w:tcW w:w="0" w:type="auto"/>
+            <w:tcBorders>
+              <w:top w:val="single" w:sz="4" w:space="0" w:color="auto"/>
+              <w:bottom w:val="single" w:sz="4" w:space="0" w:color="auto"/>
+            </w:tcBorders>
+            <w:vAlign w:val="center"/>
+            <w:hideMark/>
+          </w:tcPr>
+          <w:p>
+            <w:r>
+              <w:t>Queue</w:t>
+            </w:r>
+          </w:p>
+        </w:tc>
+        <w:tc>
+          <w:tcPr>
+            <w:tcW w:w="0" w:type="auto"/>
+            <w:tcBorders>
+              <w:top w:val="single" w:sz="4" w:space="0" w:color="auto"/>
+              <w:bottom w:val="single" w:sz="4" w:space="0" w:color="auto"/>
+            </w:tcBorders>
+            <w:vAlign w:val="center"/>
+            <w:hideMark/>
+          </w:tcPr>
+          <w:p>
+            <w:r>
+              <w:t>AWS SQS</w:t>
+            </w:r>
+          </w:p>
+        </w:tc>
+      </w:tr>
+      <w:tr>
+        <w:trPr>
+          <w:tblCellSpacing w:w="15" w:type="dxa"/>
+        </w:trPr>
+        <w:tc>
+          <w:tcPr>
+            <w:tcW w:w="0" w:type="auto"/>
+            <w:vAlign w:val="center"/>
+            <w:hideMark/>
+          </w:tcPr>
+          <w:p>
+            <w:r>
+              <w:t>Storage</w:t>
+            </w:r>
+          </w:p>
+        </w:tc>
+        <w:tc>
+          <w:tcPr>
+            <w:tcW w:w="0" w:type="auto"/>
+            <w:vAlign w:val="center"/>
+            <w:hideMark/>
+          </w:tcPr>
+          <w:p>
+            <w:r>
+              <w:t>S3 + PostgreSQL</w:t>
+            </w:r>
+          </w:p>
+        </w:tc>
+      </w:tr>
+      <w:tr>
+        <w:trPr>
+          <w:tblCellSpacing w:w="15" w:type="dxa"/>
+        </w:trPr>
+        <w:tc>
+          <w:tcPr>
+            <w:tcW w:w="0" w:type="auto"/>
+            <w:tcBorders>
+              <w:top w:val="single" w:sz="4" w:space="0" w:color="auto"/>
+              <w:bottom w:val="single" w:sz="4" w:space="0" w:color="auto"/>
+            </w:tcBorders>
+            <w:vAlign w:val="center"/>
+            <w:hideMark/>
+          </w:tcPr>
+          <w:p>
+            <w:r>
+              <w:t>Retry System</w:t>
+            </w:r>
+          </w:p>
+        </w:tc>
+        <w:tc>
+          <w:tcPr>
+            <w:tcW w:w="0" w:type="auto"/>
+            <w:tcBorders>
+              <w:top w:val="single" w:sz="4" w:space="0" w:color="auto"/>
+              <w:bottom w:val="single" w:sz="4" w:space="0" w:color="auto"/>
+            </w:tcBorders>
+            <w:vAlign w:val="center"/>
+            <w:hideMark/>
+          </w:tcPr>
+          <w:p>
+            <w:r>
+              <w:t>Local + SQS</w:t>
+            </w:r>
+          </w:p>
+        </w:tc>
+      </w:tr>
+    </w:tbl>
+    <w:p>
+      <w:pPr>
+        <w:pStyle w:val="ListParagraph"/>
+        <w:numPr>
+          <w:ilvl w:val="0"/>
+          <w:numId w:val="1"/>
+        </w:numPr>
+        <w:rPr>
+          <w:sz w:val="22"/>
+          <w:szCs w:val="22"/>
+        </w:rPr>
+      </w:pPr>
+      <w:r>
+        <w:t>I</w:t>
+      </w:r>
+      <w:r>
+        <w:t>nventory</w:t>
+      </w:r>
+    </w:p>
+    <w:p>
+      <w:pPr>
+        <w:pStyle w:val="ListParagraph"/>
+        <w:numPr>
+          <w:ilvl w:val="0"/>
+          <w:numId w:val="1"/>
+        </w:numPr>
+        <w:rPr>
+          <w:sz w:val="22"/>
+          <w:szCs w:val="22"/>
+        </w:rPr>
+      </w:pPr>
+      <w:r>
+        <w:t>Armor/Weapons</w:t>
+      </w:r>
+    </w:p>
+    <w:p>
+      <w:pPr>
+        <w:pStyle w:val="ListParagraph"/>
+        <w:numPr>
+          <w:ilvl w:val="0"/>
+          <w:numId w:val="1"/>
+        </w:numPr>
+        <w:rPr>
+          <w:sz w:val="22"/>
+          <w:szCs w:val="22"/>
+        </w:rPr>
+      </w:pPr>
+      <w:r>
+        <w:t>Player stats</w:t>
+      </w:r>
+    </w:p>
+    <w:p>
+      <w:pPr>
+        <w:pStyle w:val="ListParagraph"/>
+        <w:numPr>
+          <w:ilvl w:val="0"/>
+          <w:numId w:val="1"/>
+        </w:numPr>
+        <w:rPr>
+          <w:sz w:val="22"/>
+          <w:szCs w:val="22"/>
+        </w:rPr>
+      </w:pPr>
+      <w:r>
+        <w:t>Region progress</w:t>
+      </w:r>
+    </w:p>
+    <w:p>
+      <w:pPr>
+        <w:pStyle w:val="ListParagraph"/>
+        <w:numPr>
+          <w:ilvl w:val="0"/>
+          <w:numId w:val="1"/>
+        </w:numPr>
+        <w:rPr>
+          <w:sz w:val="22"/>
+          <w:szCs w:val="22"/>
+        </w:rPr>
+      </w:pPr>
+      <w:r>
+        <w:t>Save State</w:t>
+      </w:r>
+    </w:p>
+    <w:p>
+      <w:pPr>
+        <w:pStyle w:val="ListParagraph"/>
+        <w:numPr>
+          <w:ilvl w:val="0"/>
+          <w:numId w:val="1"/>
+        </w:numPr>
+        <w:rPr>
+          <w:sz w:val="22"/>
+          <w:szCs w:val="22"/>
+        </w:rPr>
+      </w:pPr>
+      <w:r>
+        <w:t>Powers unlocked</w:t>
+      </w:r>
+    </w:p>
+    <w:p>
+      <w:pPr>
+        <w:pStyle w:val="ListParagraph"/>
+        <w:numPr>
+          <w:ilvl w:val="0"/>
+          <w:numId w:val="1"/>
+        </w:numPr>
+        <w:rPr>
+          <w:sz w:val="22"/>
+          <w:szCs w:val="22"/>
+        </w:rPr>
+      </w:pPr>
+      <w:r>
+        <w:t>Current alignment totals</w:t>
+      </w:r>
+    </w:p>
+    <w:p>
+      <w:pPr>
+        <w:pStyle w:val="ListParagraph"/>
+        <w:numPr>
+          <w:ilvl w:val="0"/>
+          <w:numId w:val="1"/>
+        </w:numPr>
+        <w:rPr>
+          <w:sz w:val="22"/>
+          <w:szCs w:val="22"/>
+        </w:rPr>
+      </w:pPr>
+      <w:r>
+        <w:t>Story Progression</w:t>
+      </w:r>
+    </w:p>
+    <w:p>
+      <w:pPr>
+        <w:pStyle w:val="ListParagraph"/>
+        <w:numPr>
+          <w:ilvl w:val="0"/>
+          <w:numId w:val="1"/>
+        </w:numPr>
+        <w:rPr>
+          <w:sz w:val="22"/>
+          <w:szCs w:val="22"/>
+        </w:rPr>
+      </w:pPr>
+      <w:r>
+        <w:t>Current section state</w:t>
+      </w:r>
+    </w:p>
+    <w:p>
+      <w:r>
+        <w:t xml:space="preserve">Cloud Data: </w:t>
+      </w:r>
+    </w:p>
+    <w:p>
+      <w:pPr>
+        <w:pStyle w:val="ListParagraph"/>
+        <w:numPr>
+          <w:ilvl w:val="0"/>
+          <w:numId w:val="1"/>
+        </w:numPr>
+      </w:pPr>
+      <w:r>
+        <w:t>Choice selected</w:t>
+      </w:r>
+    </w:p>
+    <w:p>
+      <w:pPr>
+        <w:pStyle w:val="ListParagraph"/>
+        <w:numPr>
+          <w:ilvl w:val="0"/>
+          <w:numId w:val="1"/>
+        </w:numPr>
+      </w:pPr>
+      <w:r>
+        <w:t>Region outcome</w:t>
+      </w:r>
+    </w:p>
+    <w:p>
+      <w:pPr>
+        <w:pStyle w:val="ListParagraph"/>
+        <w:numPr>
+          <w:ilvl w:val="0"/>
+          <w:numId w:val="1"/>
+        </w:numPr>
+      </w:pPr>
+      <w:r>
+        <w:t>Session duration</w:t>
+      </w:r>
+    </w:p>
+    <w:p>
+      <w:pPr>
+        <w:pStyle w:val="ListParagraph"/>
+        <w:numPr>
+          <w:ilvl w:val="0"/>
+          <w:numId w:val="1"/>
+        </w:numPr>
+      </w:pPr>
+      <w:r>
+        <w:lastRenderedPageBreak/>
+        <w:t>Hero vs. Villain path</w:t>
+      </w:r>
+    </w:p>
+    <w:p>
+      <w:pPr>
+        <w:pStyle w:val="ListParagraph"/>
+        <w:numPr>
+          <w:ilvl w:val="0"/>
+          <w:numId w:val="1"/>
+        </w:numPr>
+      </w:pPr>
+      <w:r>
+        <w:t>Deaths/restarts</w:t>
+      </w:r>
+    </w:p>
+    <w:p>
+      <w:pPr>
+        <w:pStyle w:val="ListParagraph"/>
+        <w:numPr>
+          <w:ilvl w:val="0"/>
+          <w:numId w:val="1"/>
+        </w:numPr>
+      </w:pPr>
+      <w:r>
+        <w:t>Weapon popularity</w:t>
+      </w:r>
+    </w:p>
     <w:sectPr>
       <w:pgSz w:w="12240" w:h="15840"/>
       <w:pgMar w:top="1440" w:right="1440" w:bottom="1440" w:left="1440" w:header="720" w:footer="720" w:gutter="0"/>
@@ -182,6 +722,126 @@
     </w:sectPr>
   </w:body>
 </w:document>
+</file>
+
+<file path=word/numbering.xml><?xml version="1.0" encoding="utf-8"?>
+<w:numbering xmlns:wpc="http://schemas.microsoft.com/office/word/2010/wordprocessingCanvas" xmlns:cx="http://schemas.microsoft.com/office/drawing/2014/chartex" xmlns:cx1="http://schemas.microsoft.com/office/drawing/2015/9/8/chartex" xmlns:cx2="http://schemas.microsoft.com/office/drawing/2015/10/21/chartex" xmlns:cx3="http://schemas.microsoft.com/office/drawing/2016/5/9/chartex" xmlns:cx4="http://schemas.microsoft.com/office/drawing/2016/5/10/chartex" xmlns:cx5="http://schemas.microsoft.com/office/drawing/2016/5/11/chartex" xmlns:cx6="http://schemas.microsoft.com/office/drawing/2016/5/12/chartex" xmlns:cx7="http://schemas.microsoft.com/office/drawing/2016/5/13/chartex" xmlns:cx8="http://schemas.microsoft.com/office/drawing/2016/5/14/chartex" xmlns:mc="http://schemas.openxmlformats.org/markup-compatibility/2006" xmlns:aink="http://schemas.microsoft.com/office/drawing/2016/ink" xmlns:am3d="http://schemas.microsoft.com/office/drawing/2017/model3d" xmlns:o="urn:schemas-microsoft-com:office:office" xmlns:oel="http://schemas.microsoft.com/office/2019/extlst" xmlns:r="http://schemas.openxmlformats.org/officeDocument/2006/relationships" xmlns:m="http://schemas.openxmlformats.org/officeDocument/2006/math" xmlns:v="urn:schemas-microsoft-com:vml" xmlns:wp14="http://schemas.microsoft.com/office/word/2010/wordprocessingDrawing" xmlns:wp="http://schemas.openxmlformats.org/drawingml/2006/wordprocessingDrawing" xmlns:w10="urn:schemas-microsoft-com:office:word" xmlns:w="http://schemas.openxmlformats.org/wordprocessingml/2006/main" xmlns:w14="http://schemas.microsoft.com/office/word/2010/wordml" xmlns:w15="http://schemas.microsoft.com/office/word/2012/wordml" xmlns:w16cex="http://schemas.microsoft.com/office/word/2018/wordml/cex" xmlns:w16cid="http://schemas.microsoft.com/office/word/2016/wordml/cid" xmlns:w16="http://schemas.microsoft.com/office/word/2018/wordml" xmlns:w16du="http://schemas.microsoft.com/office/word/2023/wordml/word16du" xmlns:w16sdtdh="http://schemas.microsoft.com/office/word/2020/wordml/sdtdatahash" xmlns:w16sdtfl="http://schemas.microsoft.com/office/word/2024/wordml/sdtformatlock" xmlns:w16se="http://schemas.microsoft.com/office/word/2015/wordml/symex" xmlns:wpg="http://schemas.microsoft.com/office/word/2010/wordprocessingGroup" xmlns:wpi="http://schemas.microsoft.com/office/word/2010/wordprocessingInk" xmlns:wne="http://schemas.microsoft.com/office/word/2006/wordml" xmlns:wps="http://schemas.microsoft.com/office/word/2010/wordprocessingShape" mc:Ignorable="w14 w15 w16se w16cid w16 w16cex w16sdtdh w16sdtfl w16du wp14">
+  <w:abstractNum w:abstractNumId="0" w15:restartNumberingAfterBreak="0">
+    <w:nsid w:val="15004C5A"/>
+    <w:multiLevelType w:val="hybridMultilevel"/>
+    <w:tmpl w:val="DBAC110C"/>
+    <w:lvl w:ilvl="0" w:tplc="FC22341E">
+      <w:numFmt w:val="bullet"/>
+      <w:lvlText w:val="-"/>
+      <w:lvlJc w:val="left"/>
+      <w:pPr>
+        <w:ind w:left="720" w:hanging="360"/>
+      </w:pPr>
+      <w:rPr>
+        <w:rFonts w:ascii="Aptos" w:eastAsiaTheme="minorEastAsia" w:hAnsi="Aptos" w:cstheme="minorBidi" w:hint="default"/>
+      </w:rPr>
+    </w:lvl>
+    <w:lvl w:ilvl="1" w:tplc="04090003" w:tentative="1">
+      <w:start w:val="1"/>
+      <w:numFmt w:val="bullet"/>
+      <w:lvlText w:val="o"/>
+      <w:lvlJc w:val="left"/>
+      <w:pPr>
+        <w:ind w:left="1440" w:hanging="360"/>
+      </w:pPr>
+      <w:rPr>
+        <w:rFonts w:ascii="Courier New" w:hAnsi="Courier New" w:cs="Courier New" w:hint="default"/>
+      </w:rPr>
+    </w:lvl>
+    <w:lvl w:ilvl="2" w:tplc="04090005" w:tentative="1">
+      <w:start w:val="1"/>
+      <w:numFmt w:val="bullet"/>
+      <w:lvlText w:val=""/>
+      <w:lvlJc w:val="left"/>
+      <w:pPr>
+        <w:ind w:left="2160" w:hanging="360"/>
+      </w:pPr>
+      <w:rPr>
+        <w:rFonts w:ascii="Wingdings" w:hAnsi="Wingdings" w:hint="default"/>
+      </w:rPr>
+    </w:lvl>
+    <w:lvl w:ilvl="3" w:tplc="04090001" w:tentative="1">
+      <w:start w:val="1"/>
+      <w:numFmt w:val="bullet"/>
+      <w:lvlText w:val=""/>
+      <w:lvlJc w:val="left"/>
+      <w:pPr>
+        <w:ind w:left="2880" w:hanging="360"/>
+      </w:pPr>
+      <w:rPr>
+        <w:rFonts w:ascii="Symbol" w:hAnsi="Symbol" w:hint="default"/>
+      </w:rPr>
+    </w:lvl>
+    <w:lvl w:ilvl="4" w:tplc="04090003" w:tentative="1">
+      <w:start w:val="1"/>
+      <w:numFmt w:val="bullet"/>
+      <w:lvlText w:val="o"/>
+      <w:lvlJc w:val="left"/>
+      <w:pPr>
+        <w:ind w:left="3600" w:hanging="360"/>
+      </w:pPr>
+      <w:rPr>
+        <w:rFonts w:ascii="Courier New" w:hAnsi="Courier New" w:cs="Courier New" w:hint="default"/>
+      </w:rPr>
+    </w:lvl>
+    <w:lvl w:ilvl="5" w:tplc="04090005" w:tentative="1">
+      <w:start w:val="1"/>
+      <w:numFmt w:val="bullet"/>
+      <w:lvlText w:val=""/>
+      <w:lvlJc w:val="left"/>
+      <w:pPr>
+        <w:ind w:left="4320" w:hanging="360"/>
+      </w:pPr>
+      <w:rPr>
+        <w:rFonts w:ascii="Wingdings" w:hAnsi="Wingdings" w:hint="default"/>
+      </w:rPr>
+    </w:lvl>
+    <w:lvl w:ilvl="6" w:tplc="04090001" w:tentative="1">
+      <w:start w:val="1"/>
+      <w:numFmt w:val="bullet"/>
+      <w:lvlText w:val=""/>
+      <w:lvlJc w:val="left"/>
+      <w:pPr>
+        <w:ind w:left="5040" w:hanging="360"/>
+      </w:pPr>
+      <w:rPr>
+        <w:rFonts w:ascii="Symbol" w:hAnsi="Symbol" w:hint="default"/>
+      </w:rPr>
+    </w:lvl>
+    <w:lvl w:ilvl="7" w:tplc="04090003" w:tentative="1">
+      <w:start w:val="1"/>
+      <w:numFmt w:val="bullet"/>
+      <w:lvlText w:val="o"/>
+      <w:lvlJc w:val="left"/>
+      <w:pPr>
+        <w:ind w:left="5760" w:hanging="360"/>
+      </w:pPr>
+      <w:rPr>
+        <w:rFonts w:ascii="Courier New" w:hAnsi="Courier New" w:cs="Courier New" w:hint="default"/>
+      </w:rPr>
+    </w:lvl>
+    <w:lvl w:ilvl="8" w:tplc="04090005" w:tentative="1">
+      <w:start w:val="1"/>
+      <w:numFmt w:val="bullet"/>
+      <w:lvlText w:val=""/>
+      <w:lvlJc w:val="left"/>
+      <w:pPr>
+        <w:ind w:left="6480" w:hanging="360"/>
+      </w:pPr>
+      <w:rPr>
+        <w:rFonts w:ascii="Wingdings" w:hAnsi="Wingdings" w:hint="default"/>
+      </w:rPr>
+    </w:lvl>
+  </w:abstractNum>
+  <w:num w:numId="1" w16cid:durableId="52510793">
+    <w:abstractNumId w:val="0"/>
+  </w:num>
+</w:numbering>
 </file>
 
 <file path=word/styles.xml><?xml version="1.0" encoding="utf-8"?>
@@ -1164,6 +1824,22 @@
       <w:spacing w:val="5"/>
     </w:rPr>
   </w:style>
+  <w:style w:type="paragraph" w:styleId="NormalWeb">
+    <w:name w:val="Normal (Web)"/>
+    <w:basedOn w:val="Normal"/>
+    <w:uiPriority w:val="99"/>
+    <w:semiHidden/>
+    <w:unhideWhenUsed/>
+    <w:rsid w:val="00EC5AE2"/>
+    <w:pPr>
+      <w:spacing w:before="100" w:beforeAutospacing="1" w:after="100" w:afterAutospacing="1" w:line="240" w:lineRule="auto"/>
+    </w:pPr>
+    <w:rPr>
+      <w:rFonts w:ascii="Times New Roman" w:eastAsia="Times New Roman" w:hAnsi="Times New Roman" w:cs="Times New Roman"/>
+      <w:sz w:val="24"/>
+      <w:szCs w:val="24"/>
+    </w:rPr>
+  </w:style>
 </w:styles>
 </file>
 
